--- a/docs/PA02_Vision_FitDuel.docx
+++ b/docs/PA02_Vision_FitDuel.docx
@@ -417,7 +417,7 @@
         <w:spacing w:after="120"/>
       </w:pPr>
       <w:r>
-        <w:t xml:space="preserve">Tài liệu này thu thập, phân tích và định nghĩa các nhu cầu cùng những tính năng ở mức tổng quát của hệ thống FitDuel — ứng dụng mobile cho phép hai người chơi ghép trận tập thể dục trực tuyến (hít đất, squat, plank), trong đó camera điện thoại dùng công nghệ nhận diện tư thế (pose estimation) để biến chuyển động cơ thể thành cần điều khiển của một mini-game, điểm số được đồng bộ giữa hai máy qua Firebase Realtime Database.</w:t>
+        <w:t xml:space="preserve">Tài liệu này thu thập, phân tích và định nghĩa các nhu cầu cùng những tính năng ở mức tổng quát của hệ thống FitDuel, một ứng dụng mobile cho phép hai người chơi ghép trận tập thể dục trực tuyến (hít đất, squat, plank), trong đó camera điện thoại dùng công nghệ nhận diện tư thế (pose estimation) để biến chuyển động cơ thể thành cần điều khiển của một mini-game, điểm số được đồng bộ giữa hai máy qua Firebase Realtime Database.</w:t>
       </w:r>
     </w:p>
     <w:p>
@@ -623,7 +623,7 @@
               <w:spacing w:after="40"/>
             </w:pPr>
             <w:r>
-              <w:t xml:space="preserve">Software Development Plan — FitDuel</w:t>
+              <w:t xml:space="preserve">Software Development Plan (FitDuel)</w:t>
             </w:r>
           </w:p>
         </w:tc>
@@ -707,7 +707,7 @@
               <w:spacing w:after="40"/>
             </w:pPr>
             <w:r>
-              <w:t xml:space="preserve">Gantt chart — Gantt_FitDuel_chi_tiet.xlsx</w:t>
+              <w:t xml:space="preserve">Gantt chart (Gantt_FitDuel_chi_tiet.xlsx)</w:t>
             </w:r>
           </w:p>
         </w:tc>
@@ -791,7 +791,7 @@
               <w:spacing w:after="40"/>
             </w:pPr>
             <w:r>
-              <w:t xml:space="preserve">Đề cương đồ án — De_cuong_du_an_FitDuel.docx</w:t>
+              <w:t xml:space="preserve">Đề cương đồ án (De_cuong_du_an_FitDuel.docx)</w:t>
             </w:r>
           </w:p>
         </w:tc>
@@ -875,7 +875,7 @@
               <w:spacing w:after="40"/>
             </w:pPr>
             <w:r>
-              <w:t xml:space="preserve">Đề xuất dự án 1 trang — De_xuat_du_an_1_trang.pdf</w:t>
+              <w:t xml:space="preserve">Đề xuất dự án 1 trang (De_xuat_du_an_1_trang.pdf)</w:t>
             </w:r>
           </w:p>
         </w:tc>
@@ -1910,7 +1910,7 @@
           <w:i/>
           <w:iCs/>
         </w:rPr>
-        <w:t xml:space="preserve">Product Position Statement truyền đạt ý định của ứng dụng và tầm quan trọng của dự án tới tất cả những người liên quan.</w:t>
+        <w:t xml:space="preserve"/>
       </w:r>
     </w:p>
     <w:p>
@@ -2966,7 +2966,7 @@
         <w:spacing w:after="60"/>
       </w:pPr>
       <w:r>
-        <w:t xml:space="preserve">Điều kiện đặc thù: người dùng đang vận động nên không thể chạm vào máy trong lúc tập — toàn bộ điều khiển trong trận phải thực hiện bằng chuyển động cơ thể; độ chính xác nhận diện phụ thuộc vào ánh sáng phòng và góc đặt điện thoại.</w:t>
+        <w:t xml:space="preserve">Điều kiện đặc thù: người dùng đang vận động nên không thể chạm vào máy trong lúc tập. Toàn bộ điều khiển trong trận phải thực hiện bằng chuyển động cơ thể; độ chính xác nhận diện phụ thuộc vào ánh sáng phòng và góc đặt điện thoại.</w:t>
       </w:r>
     </w:p>
     <w:p>
@@ -4413,7 +4413,7 @@
               <w:spacing w:after="40"/>
             </w:pPr>
             <w:r>
-              <w:t xml:space="preserve">Cần mua máy chơi game và phụ kiện — chi phí cao, không phổ thông với sinh viên</w:t>
+              <w:t xml:space="preserve">Cần mua máy chơi game và phụ kiện, chi phí cao và không phổ thông với sinh viên</w:t>
             </w:r>
           </w:p>
           <w:p>
@@ -4545,7 +4545,7 @@
               <w:spacing w:after="40"/>
             </w:pPr>
             <w:r>
-              <w:t xml:space="preserve">Phải cùng địa điểm và cùng thời gian rảnh — khó sắp xếp</w:t>
+              <w:t xml:space="preserve">Phải cùng địa điểm và cùng thời gian rảnh, khó sắp xếp</w:t>
             </w:r>
           </w:p>
           <w:p>
@@ -5511,7 +5511,7 @@
         <w:spacing w:after="60"/>
       </w:pPr>
       <w:r>
-        <w:t xml:space="preserve">Luôn có ít nhất hai người cùng chờ trong hàng đợi để ghép được một trận — trong giai đoạn demo, điều kiện này được bảo đảm bằng cách chủ động ghép hai thiết bị của nhóm.</w:t>
+        <w:t xml:space="preserve">Luôn có ít nhất hai người cùng chờ trong hàng đợi để ghép được một trận. Trong giai đoạn demo, điều kiện này được bảo đảm bằng cách chủ động ghép hai thiết bị của nhóm.</w:t>
       </w:r>
     </w:p>
     <w:p>
@@ -5705,7 +5705,7 @@
               <w:spacing w:after="40"/>
             </w:pPr>
             <w:r>
-              <w:t xml:space="preserve">Trích xuất tọa độ khớp cơ thể từ khung hình camera — là đầu vào của toàn bộ cơ chế điều khiển game.</w:t>
+              <w:t xml:space="preserve">Trích xuất tọa độ khớp cơ thể từ khung hình camera, đầu vào của toàn bộ cơ chế điều khiển game.</w:t>
             </w:r>
           </w:p>
         </w:tc>
@@ -6011,7 +6011,7 @@
               <w:spacing w:after="40"/>
             </w:pPr>
             <w:r>
-              <w:t xml:space="preserve">WebRTC (flutter_webrtc), máy chủ STUN/TURN — chỉ cho tính năng nâng cao</w:t>
+              <w:t xml:space="preserve">WebRTC (flutter_webrtc), máy chủ STUN/TURN (chỉ cho tính năng nâng cao)</w:t>
             </w:r>
           </w:p>
         </w:tc>
@@ -6185,7 +6185,7 @@
         <w:spacing w:after="120"/>
       </w:pPr>
       <w:r>
-        <w:t xml:space="preserve">Mục này liệt kê các tính năng ở mức tổng quát — những năng lực mà người dùng nhìn thấy được và cần có để sản phẩm mang lại lợi ích đã nêu ở Mục 2 và Mục 3. Mức ưu tiên được hiểu như sau: High là nhóm chức năng bắt buộc của bản MVP, phải hoàn thành để sản phẩm chạy được một trận đấu trọn vẹn; Medium là các mở rộng làm tăng đáng kể giá trị sản phẩm, thực hiện sau khi MVP đã ổn định; Low là các tính năng nâng cao, chỉ thực hiện nếu còn thời gian và không ảnh hưởng tới phần lõi.</w:t>
+        <w:t xml:space="preserve">Mục này liệt kê các tính năng ở mức tổng quát, những năng lực mà người dùng nhìn thấy được và cần có để sản phẩm mang lại lợi ích đã nêu ở Mục 2 và Mục 3. Mức ưu tiên được hiểu như sau: High là nhóm chức năng bắt buộc của bản MVP, phải hoàn thành để sản phẩm chạy được một trận đấu trọn vẹn; Medium là các mở rộng làm tăng đáng kể giá trị sản phẩm, thực hiện sau khi MVP đã ổn định; Low là các tính năng nâng cao, chỉ thực hiện nếu còn thời gian và không ảnh hưởng tới phần lõi.</w:t>
       </w:r>
     </w:p>
     <w:tbl>
@@ -8356,7 +8356,7 @@
               <w:spacing w:after="40"/>
             </w:pPr>
             <w:r>
-              <w:t xml:space="preserve">Hiệu năng — xử lý hình ảnh</w:t>
+              <w:t xml:space="preserve">Hiệu năng (xử lý hình ảnh)</w:t>
             </w:r>
           </w:p>
         </w:tc>
@@ -8466,7 +8466,7 @@
               <w:spacing w:after="40"/>
             </w:pPr>
             <w:r>
-              <w:t xml:space="preserve">Hiệu năng — độ trễ đồng bộ</w:t>
+              <w:t xml:space="preserve">Hiệu năng (độ trễ đồng bộ)</w:t>
             </w:r>
           </w:p>
         </w:tc>
@@ -8576,7 +8576,7 @@
               <w:spacing w:after="40"/>
             </w:pPr>
             <w:r>
-              <w:t xml:space="preserve">Hiệu năng — tần suất ghi dữ liệu</w:t>
+              <w:t xml:space="preserve">Hiệu năng (tần suất ghi dữ liệu)</w:t>
             </w:r>
           </w:p>
         </w:tc>
@@ -8822,7 +8822,7 @@
               <w:spacing w:after="40"/>
             </w:pPr>
             <w:r>
-              <w:t xml:space="preserve">Giao diện đơn giản, ít bước; có hướng dẫn rõ ràng cách đặt điện thoại trước khi vào trận. Trong lúc thi đấu, người chơi không phải chạm vào máy — mọi điều khiển đều qua chuyển động cơ thể.</w:t>
+              <w:t xml:space="preserve">Giao diện đơn giản, ít bước; có hướng dẫn rõ ràng cách đặt điện thoại trước khi vào trận. Trong lúc thi đấu, người chơi không phải chạm vào máy; mọi điều khiển đều qua chuyển động cơ thể.</w:t>
             </w:r>
           </w:p>
         </w:tc>
